--- a/template/SIDANG/form penilaian sidang akhir.docx
+++ b/template/SIDANG/form penilaian sidang akhir.docx
@@ -1,6 +1,6 @@
 
 <file path=word/document.xml><?xml version="1.0" encoding="utf-8"?>
-<w:document xmlns:wpc="http://schemas.microsoft.com/office/word/2010/wordprocessingCanvas" xmlns:cx="http://schemas.microsoft.com/office/drawing/2014/chartex" xmlns:cx1="http://schemas.microsoft.com/office/drawing/2015/9/8/chartex" xmlns:cx2="http://schemas.microsoft.com/office/drawing/2015/10/21/chartex" xmlns:cx3="http://schemas.microsoft.com/office/drawing/2016/5/9/chartex" xmlns:cx4="http://schemas.microsoft.com/office/drawing/2016/5/10/chartex" xmlns:cx5="http://schemas.microsoft.com/office/drawing/2016/5/11/chartex" xmlns:cx6="http://schemas.microsoft.com/office/drawing/2016/5/12/chartex" xmlns:cx7="http://schemas.microsoft.com/office/drawing/2016/5/13/chartex" xmlns:cx8="http://schemas.microsoft.com/office/drawing/2016/5/14/chartex" xmlns:mc="http://schemas.openxmlformats.org/markup-compatibility/2006" xmlns:aink="http://schemas.microsoft.com/office/drawing/2016/ink" xmlns:am3d="http://schemas.microsoft.com/office/drawing/2017/model3d" xmlns:o="urn:schemas-microsoft-com:office:office" xmlns:oel="http://schemas.microsoft.com/office/2019/extlst" xmlns:r="http://schemas.openxmlformats.org/officeDocument/2006/relationships" xmlns:m="http://schemas.openxmlformats.org/officeDocument/2006/math" xmlns:v="urn:schemas-microsoft-com:vml" xmlns:wp14="http://schemas.microsoft.com/office/word/2010/wordprocessingDrawing" xmlns:wp="http://schemas.openxmlformats.org/drawingml/2006/wordprocessingDrawing" xmlns:w10="urn:schemas-microsoft-com:office:word" xmlns:w="http://schemas.openxmlformats.org/wordprocessingml/2006/main" xmlns:w14="http://schemas.microsoft.com/office/word/2010/wordml" xmlns:w15="http://schemas.microsoft.com/office/word/2012/wordml" xmlns:w16cei="http://schemas.microsoft.com/office/word/2026/wordml/cei" xmlns:w16cex="http://schemas.microsoft.com/office/word/2018/wordml/cex" xmlns:w16cid="http://schemas.microsoft.com/office/word/2016/wordml/cid" xmlns:w16="http://schemas.microsoft.com/office/word/2018/wordml" xmlns:w16du="http://schemas.microsoft.com/office/word/2023/wordml/word16du" xmlns:w16sdtdh="http://schemas.microsoft.com/office/word/2020/wordml/sdtdatahash" xmlns:w16sdtfl="http://schemas.microsoft.com/office/word/2024/wordml/sdtformatlock" xmlns:w16se="http://schemas.microsoft.com/office/word/2015/wordml/symex" xmlns:wpg="http://schemas.microsoft.com/office/word/2010/wordprocessingGroup" xmlns:wpi="http://schemas.microsoft.com/office/word/2010/wordprocessingInk" xmlns:wne="http://schemas.microsoft.com/office/word/2006/wordml" xmlns:wps="http://schemas.microsoft.com/office/word/2010/wordprocessingShape" mc:Ignorable="w14 w15 w16se w16cid w16 w16cex w16sdtdh w16sdtfl w16du wp14">
+<w:document xmlns:wpc="http://schemas.microsoft.com/office/word/2010/wordprocessingCanvas" xmlns:cx="http://schemas.microsoft.com/office/drawing/2014/chartex" xmlns:cx1="http://schemas.microsoft.com/office/drawing/2015/9/8/chartex" xmlns:cx2="http://schemas.microsoft.com/office/drawing/2015/10/21/chartex" xmlns:cx3="http://schemas.microsoft.com/office/drawing/2016/5/9/chartex" xmlns:cx4="http://schemas.microsoft.com/office/drawing/2016/5/10/chartex" xmlns:cx5="http://schemas.microsoft.com/office/drawing/2016/5/11/chartex" xmlns:cx6="http://schemas.microsoft.com/office/drawing/2016/5/12/chartex" xmlns:cx7="http://schemas.microsoft.com/office/drawing/2016/5/13/chartex" xmlns:cx8="http://schemas.microsoft.com/office/drawing/2016/5/14/chartex" xmlns:mc="http://schemas.openxmlformats.org/markup-compatibility/2006" xmlns:aink="http://schemas.microsoft.com/office/drawing/2016/ink" xmlns:am3d="http://schemas.microsoft.com/office/drawing/2017/model3d" xmlns:o="urn:schemas-microsoft-com:office:office" xmlns:oel="http://schemas.microsoft.com/office/2019/extlst" xmlns:r="http://schemas.openxmlformats.org/officeDocument/2006/relationships" xmlns:m="http://schemas.openxmlformats.org/officeDocument/2006/math" xmlns:v="urn:schemas-microsoft-com:vml" xmlns:wp14="http://schemas.microsoft.com/office/word/2010/wordprocessingDrawing" xmlns:wp="http://schemas.openxmlformats.org/drawingml/2006/wordprocessingDrawing" xmlns:w10="urn:schemas-microsoft-com:office:word" xmlns:w="http://schemas.openxmlformats.org/wordprocessingml/2006/main" xmlns:w14="http://schemas.microsoft.com/office/word/2010/wordml" xmlns:w15="http://schemas.microsoft.com/office/word/2012/wordml" xmlns:w16cex="http://schemas.microsoft.com/office/word/2018/wordml/cex" xmlns:w16cid="http://schemas.microsoft.com/office/word/2016/wordml/cid" xmlns:w16="http://schemas.microsoft.com/office/word/2018/wordml" xmlns:w16du="http://schemas.microsoft.com/office/word/2023/wordml/word16du" xmlns:w16sdtdh="http://schemas.microsoft.com/office/word/2020/wordml/sdtdatahash" xmlns:w16sdtfl="http://schemas.microsoft.com/office/word/2024/wordml/sdtformatlock" xmlns:w16se="http://schemas.microsoft.com/office/word/2015/wordml/symex" xmlns:wpg="http://schemas.microsoft.com/office/word/2010/wordprocessingGroup" xmlns:wpi="http://schemas.microsoft.com/office/word/2010/wordprocessingInk" xmlns:wne="http://schemas.microsoft.com/office/word/2006/wordml" xmlns:wps="http://schemas.microsoft.com/office/word/2010/wordprocessingShape" mc:Ignorable="w14 w15 w16se w16cid w16 w16cex w16sdtdh w16sdtfl w16du wp14">
   <w:body>
     <w:p>
       <w:pPr>
@@ -135,19 +135,11 @@
                 <w:color w:val="000000" w:themeColor="text1"/>
               </w:rPr>
             </w:pPr>
-            <w:proofErr w:type="spellStart"/>
-            <w:r>
-              <w:rPr>
-                <w:color w:val="000000" w:themeColor="text1"/>
-              </w:rPr>
-              <w:t>Judul</w:t>
-            </w:r>
-            <w:proofErr w:type="spellEnd"/>
-            <w:r>
-              <w:rPr>
-                <w:color w:val="000000" w:themeColor="text1"/>
-              </w:rPr>
-              <w:t xml:space="preserve"> </w:t>
+            <w:r>
+              <w:rPr>
+                <w:color w:val="000000" w:themeColor="text1"/>
+              </w:rPr>
+              <w:t xml:space="preserve">Judul </w:t>
             </w:r>
           </w:p>
         </w:tc>
@@ -185,14 +177,12 @@
               </w:rPr>
               <w:t>(</w:t>
             </w:r>
-            <w:proofErr w:type="spellStart"/>
             <w:r>
               <w:rPr>
                 <w:color w:val="000000" w:themeColor="text1"/>
               </w:rPr>
               <w:t>judul</w:t>
             </w:r>
-            <w:proofErr w:type="spellEnd"/>
             <w:r>
               <w:rPr>
                 <w:color w:val="000000" w:themeColor="text1"/>
@@ -227,16 +217,8 @@
               <w:rPr>
                 <w:color w:val="000000" w:themeColor="text1"/>
               </w:rPr>
-              <w:t xml:space="preserve">Nama </w:t>
-            </w:r>
-            <w:proofErr w:type="spellStart"/>
-            <w:r>
-              <w:rPr>
-                <w:color w:val="000000" w:themeColor="text1"/>
-              </w:rPr>
-              <w:t>Mahasiswa</w:t>
-            </w:r>
-            <w:proofErr w:type="spellEnd"/>
+              <w:t>Nama Mahasiswa</w:t>
+            </w:r>
           </w:p>
         </w:tc>
         <w:tc>
@@ -278,16 +260,8 @@
               <w:rPr>
                 <w:color w:val="000000" w:themeColor="text1"/>
               </w:rPr>
-              <w:t xml:space="preserve">nama </w:t>
-            </w:r>
-            <w:proofErr w:type="spellStart"/>
-            <w:r>
-              <w:rPr>
-                <w:color w:val="000000" w:themeColor="text1"/>
-              </w:rPr>
-              <w:t>mhs</w:t>
-            </w:r>
-            <w:proofErr w:type="spellEnd"/>
+              <w:t>nama mhs</w:t>
+            </w:r>
             <w:r>
               <w:rPr>
                 <w:color w:val="000000" w:themeColor="text1"/>
@@ -357,21 +331,7 @@
               <w:rPr>
                 <w:color w:val="000000" w:themeColor="text1"/>
               </w:rPr>
-              <w:t>Hari/</w:t>
-            </w:r>
-            <w:proofErr w:type="spellStart"/>
-            <w:r>
-              <w:rPr>
-                <w:color w:val="000000" w:themeColor="text1"/>
-              </w:rPr>
-              <w:t>Tanggal</w:t>
-            </w:r>
-            <w:proofErr w:type="spellEnd"/>
-            <w:r>
-              <w:rPr>
-                <w:color w:val="000000" w:themeColor="text1"/>
-              </w:rPr>
-              <w:t xml:space="preserve"> Sidang</w:t>
+              <w:t>Hari/Tanggal Sidang</w:t>
             </w:r>
           </w:p>
         </w:tc>
@@ -408,35 +368,7 @@
               <w:rPr>
                 <w:color w:val="000000" w:themeColor="text1"/>
               </w:rPr>
-              <w:t>(</w:t>
-            </w:r>
-            <w:proofErr w:type="spellStart"/>
-            <w:r>
-              <w:rPr>
-                <w:color w:val="000000" w:themeColor="text1"/>
-              </w:rPr>
-              <w:t>tgl</w:t>
-            </w:r>
-            <w:proofErr w:type="spellEnd"/>
-            <w:r>
-              <w:rPr>
-                <w:color w:val="000000" w:themeColor="text1"/>
-              </w:rPr>
-              <w:t xml:space="preserve"> </w:t>
-            </w:r>
-            <w:proofErr w:type="spellStart"/>
-            <w:r>
-              <w:rPr>
-                <w:color w:val="000000" w:themeColor="text1"/>
-              </w:rPr>
-              <w:t>sidang</w:t>
-            </w:r>
-            <w:proofErr w:type="spellEnd"/>
-            <w:r>
-              <w:rPr>
-                <w:color w:val="000000" w:themeColor="text1"/>
-              </w:rPr>
-              <w:t>)</w:t>
+              <w:t>(tgl sidang)</w:t>
             </w:r>
           </w:p>
         </w:tc>
@@ -471,21 +403,7 @@
               <w:rPr>
                 <w:color w:val="000000" w:themeColor="text1"/>
               </w:rPr>
-              <w:t>(</w:t>
-            </w:r>
-            <w:proofErr w:type="spellStart"/>
-            <w:r>
-              <w:rPr>
-                <w:color w:val="000000" w:themeColor="text1"/>
-              </w:rPr>
-              <w:t>ruang</w:t>
-            </w:r>
-            <w:proofErr w:type="spellEnd"/>
-            <w:r>
-              <w:rPr>
-                <w:color w:val="000000" w:themeColor="text1"/>
-              </w:rPr>
-              <w:t>)</w:t>
+              <w:t>(ruang)</w:t>
             </w:r>
           </w:p>
         </w:tc>
@@ -686,25 +604,7 @@
                 <w:color w:val="000000" w:themeColor="text1"/>
                 <w:szCs w:val="22"/>
               </w:rPr>
-              <w:t xml:space="preserve">(nama </w:t>
-            </w:r>
-            <w:proofErr w:type="spellStart"/>
-            <w:r>
-              <w:rPr>
-                <w:b/>
-                <w:color w:val="000000" w:themeColor="text1"/>
-                <w:szCs w:val="22"/>
-              </w:rPr>
-              <w:t>penilaian</w:t>
-            </w:r>
-            <w:proofErr w:type="spellEnd"/>
-            <w:r>
-              <w:rPr>
-                <w:b/>
-                <w:color w:val="000000" w:themeColor="text1"/>
-                <w:szCs w:val="22"/>
-              </w:rPr>
-              <w:t>)</w:t>
+              <w:t>(nama penilaian)</w:t>
             </w:r>
           </w:p>
           <w:p>
@@ -718,23 +618,7 @@
                 <w:color w:val="000000" w:themeColor="text1"/>
                 <w:szCs w:val="22"/>
               </w:rPr>
-              <w:t>(</w:t>
-            </w:r>
-            <w:proofErr w:type="spellStart"/>
-            <w:r>
-              <w:rPr>
-                <w:color w:val="000000" w:themeColor="text1"/>
-                <w:szCs w:val="22"/>
-              </w:rPr>
-              <w:t>keterangan</w:t>
-            </w:r>
-            <w:proofErr w:type="spellEnd"/>
-            <w:r>
-              <w:rPr>
-                <w:color w:val="000000" w:themeColor="text1"/>
-                <w:szCs w:val="22"/>
-              </w:rPr>
-              <w:t>)</w:t>
+              <w:t>(keterangan)</w:t>
             </w:r>
           </w:p>
         </w:tc>
@@ -758,25 +642,7 @@
                 <w:bCs/>
                 <w:color w:val="000000" w:themeColor="text1"/>
               </w:rPr>
-              <w:t>(</w:t>
-            </w:r>
-            <w:proofErr w:type="spellStart"/>
-            <w:r>
-              <w:rPr>
-                <w:b/>
-                <w:bCs/>
-                <w:color w:val="000000" w:themeColor="text1"/>
-              </w:rPr>
-              <w:t>nilai</w:t>
-            </w:r>
-            <w:proofErr w:type="spellEnd"/>
-            <w:r>
-              <w:rPr>
-                <w:b/>
-                <w:bCs/>
-                <w:color w:val="000000" w:themeColor="text1"/>
-              </w:rPr>
-              <w:t>)</w:t>
+              <w:t>(nilai)</w:t>
             </w:r>
           </w:p>
         </w:tc>
@@ -808,25 +674,7 @@
                 <w:color w:val="000000" w:themeColor="text1"/>
                 <w:szCs w:val="22"/>
               </w:rPr>
-              <w:t xml:space="preserve">(nama </w:t>
-            </w:r>
-            <w:proofErr w:type="spellStart"/>
-            <w:r>
-              <w:rPr>
-                <w:b/>
-                <w:color w:val="000000" w:themeColor="text1"/>
-                <w:szCs w:val="22"/>
-              </w:rPr>
-              <w:t>penilaian</w:t>
-            </w:r>
-            <w:proofErr w:type="spellEnd"/>
-            <w:r>
-              <w:rPr>
-                <w:b/>
-                <w:color w:val="000000" w:themeColor="text1"/>
-                <w:szCs w:val="22"/>
-              </w:rPr>
-              <w:t>)</w:t>
+              <w:t>(nama penilaian)</w:t>
             </w:r>
           </w:p>
           <w:p>
@@ -840,23 +688,7 @@
                 <w:color w:val="000000" w:themeColor="text1"/>
                 <w:szCs w:val="22"/>
               </w:rPr>
-              <w:t>(</w:t>
-            </w:r>
-            <w:proofErr w:type="spellStart"/>
-            <w:r>
-              <w:rPr>
-                <w:color w:val="000000" w:themeColor="text1"/>
-                <w:szCs w:val="22"/>
-              </w:rPr>
-              <w:t>keterangan</w:t>
-            </w:r>
-            <w:proofErr w:type="spellEnd"/>
-            <w:r>
-              <w:rPr>
-                <w:color w:val="000000" w:themeColor="text1"/>
-                <w:szCs w:val="22"/>
-              </w:rPr>
-              <w:t>)</w:t>
+              <w:t>(keterangan)</w:t>
             </w:r>
           </w:p>
         </w:tc>
@@ -880,25 +712,7 @@
                 <w:bCs/>
                 <w:color w:val="000000" w:themeColor="text1"/>
               </w:rPr>
-              <w:t>(</w:t>
-            </w:r>
-            <w:proofErr w:type="spellStart"/>
-            <w:r>
-              <w:rPr>
-                <w:b/>
-                <w:bCs/>
-                <w:color w:val="000000" w:themeColor="text1"/>
-              </w:rPr>
-              <w:t>nilai</w:t>
-            </w:r>
-            <w:proofErr w:type="spellEnd"/>
-            <w:r>
-              <w:rPr>
-                <w:b/>
-                <w:bCs/>
-                <w:color w:val="000000" w:themeColor="text1"/>
-              </w:rPr>
-              <w:t>)</w:t>
+              <w:t>(nilai)</w:t>
             </w:r>
           </w:p>
         </w:tc>
@@ -930,25 +744,7 @@
                 <w:color w:val="000000" w:themeColor="text1"/>
                 <w:szCs w:val="22"/>
               </w:rPr>
-              <w:t xml:space="preserve">(nama </w:t>
-            </w:r>
-            <w:proofErr w:type="spellStart"/>
-            <w:r>
-              <w:rPr>
-                <w:b/>
-                <w:color w:val="000000" w:themeColor="text1"/>
-                <w:szCs w:val="22"/>
-              </w:rPr>
-              <w:t>penilaian</w:t>
-            </w:r>
-            <w:proofErr w:type="spellEnd"/>
-            <w:r>
-              <w:rPr>
-                <w:b/>
-                <w:color w:val="000000" w:themeColor="text1"/>
-                <w:szCs w:val="22"/>
-              </w:rPr>
-              <w:t>)</w:t>
+              <w:t>(nama penilaian)</w:t>
             </w:r>
           </w:p>
           <w:p>
@@ -962,23 +758,7 @@
                 <w:color w:val="000000" w:themeColor="text1"/>
                 <w:szCs w:val="22"/>
               </w:rPr>
-              <w:t>(</w:t>
-            </w:r>
-            <w:proofErr w:type="spellStart"/>
-            <w:r>
-              <w:rPr>
-                <w:color w:val="000000" w:themeColor="text1"/>
-                <w:szCs w:val="22"/>
-              </w:rPr>
-              <w:t>keterangan</w:t>
-            </w:r>
-            <w:proofErr w:type="spellEnd"/>
-            <w:r>
-              <w:rPr>
-                <w:color w:val="000000" w:themeColor="text1"/>
-                <w:szCs w:val="22"/>
-              </w:rPr>
-              <w:t>)</w:t>
+              <w:t>(keterangan)</w:t>
             </w:r>
           </w:p>
         </w:tc>
@@ -1002,25 +782,7 @@
                 <w:bCs/>
                 <w:color w:val="000000" w:themeColor="text1"/>
               </w:rPr>
-              <w:t>(</w:t>
-            </w:r>
-            <w:proofErr w:type="spellStart"/>
-            <w:r>
-              <w:rPr>
-                <w:b/>
-                <w:bCs/>
-                <w:color w:val="000000" w:themeColor="text1"/>
-              </w:rPr>
-              <w:t>nilai</w:t>
-            </w:r>
-            <w:proofErr w:type="spellEnd"/>
-            <w:r>
-              <w:rPr>
-                <w:b/>
-                <w:bCs/>
-                <w:color w:val="000000" w:themeColor="text1"/>
-              </w:rPr>
-              <w:t>)</w:t>
+              <w:t>(nilai)</w:t>
             </w:r>
           </w:p>
         </w:tc>
@@ -1052,25 +814,7 @@
                 <w:color w:val="000000" w:themeColor="text1"/>
                 <w:szCs w:val="22"/>
               </w:rPr>
-              <w:t xml:space="preserve">(nama </w:t>
-            </w:r>
-            <w:proofErr w:type="spellStart"/>
-            <w:r>
-              <w:rPr>
-                <w:b/>
-                <w:color w:val="000000" w:themeColor="text1"/>
-                <w:szCs w:val="22"/>
-              </w:rPr>
-              <w:t>penilaian</w:t>
-            </w:r>
-            <w:proofErr w:type="spellEnd"/>
-            <w:r>
-              <w:rPr>
-                <w:b/>
-                <w:color w:val="000000" w:themeColor="text1"/>
-                <w:szCs w:val="22"/>
-              </w:rPr>
-              <w:t>)</w:t>
+              <w:t>(nama penilaian)</w:t>
             </w:r>
           </w:p>
           <w:p>
@@ -1084,23 +828,7 @@
                 <w:color w:val="000000" w:themeColor="text1"/>
                 <w:szCs w:val="22"/>
               </w:rPr>
-              <w:t>(</w:t>
-            </w:r>
-            <w:proofErr w:type="spellStart"/>
-            <w:r>
-              <w:rPr>
-                <w:color w:val="000000" w:themeColor="text1"/>
-                <w:szCs w:val="22"/>
-              </w:rPr>
-              <w:t>keterangan</w:t>
-            </w:r>
-            <w:proofErr w:type="spellEnd"/>
-            <w:r>
-              <w:rPr>
-                <w:color w:val="000000" w:themeColor="text1"/>
-                <w:szCs w:val="22"/>
-              </w:rPr>
-              <w:t>)</w:t>
+              <w:t>(keterangan)</w:t>
             </w:r>
           </w:p>
         </w:tc>
@@ -1124,25 +852,7 @@
                 <w:bCs/>
                 <w:color w:val="000000" w:themeColor="text1"/>
               </w:rPr>
-              <w:t>(</w:t>
-            </w:r>
-            <w:proofErr w:type="spellStart"/>
-            <w:r>
-              <w:rPr>
-                <w:b/>
-                <w:bCs/>
-                <w:color w:val="000000" w:themeColor="text1"/>
-              </w:rPr>
-              <w:t>nilai</w:t>
-            </w:r>
-            <w:proofErr w:type="spellEnd"/>
-            <w:r>
-              <w:rPr>
-                <w:b/>
-                <w:bCs/>
-                <w:color w:val="000000" w:themeColor="text1"/>
-              </w:rPr>
-              <w:t>)</w:t>
+              <w:t>(nilai)</w:t>
             </w:r>
           </w:p>
         </w:tc>
@@ -1174,25 +884,7 @@
                 <w:color w:val="000000" w:themeColor="text1"/>
                 <w:szCs w:val="22"/>
               </w:rPr>
-              <w:t xml:space="preserve">(nama </w:t>
-            </w:r>
-            <w:proofErr w:type="spellStart"/>
-            <w:r>
-              <w:rPr>
-                <w:b/>
-                <w:color w:val="000000" w:themeColor="text1"/>
-                <w:szCs w:val="22"/>
-              </w:rPr>
-              <w:t>penilaian</w:t>
-            </w:r>
-            <w:proofErr w:type="spellEnd"/>
-            <w:r>
-              <w:rPr>
-                <w:b/>
-                <w:color w:val="000000" w:themeColor="text1"/>
-                <w:szCs w:val="22"/>
-              </w:rPr>
-              <w:t>)</w:t>
+              <w:t>(nama penilaian)</w:t>
             </w:r>
           </w:p>
           <w:p>
@@ -1206,23 +898,7 @@
                 <w:color w:val="000000" w:themeColor="text1"/>
                 <w:szCs w:val="22"/>
               </w:rPr>
-              <w:t>(</w:t>
-            </w:r>
-            <w:proofErr w:type="spellStart"/>
-            <w:r>
-              <w:rPr>
-                <w:color w:val="000000" w:themeColor="text1"/>
-                <w:szCs w:val="22"/>
-              </w:rPr>
-              <w:t>keterangan</w:t>
-            </w:r>
-            <w:proofErr w:type="spellEnd"/>
-            <w:r>
-              <w:rPr>
-                <w:color w:val="000000" w:themeColor="text1"/>
-                <w:szCs w:val="22"/>
-              </w:rPr>
-              <w:t>)</w:t>
+              <w:t>(keterangan)</w:t>
             </w:r>
           </w:p>
         </w:tc>
@@ -1246,25 +922,7 @@
                 <w:bCs/>
                 <w:color w:val="000000" w:themeColor="text1"/>
               </w:rPr>
-              <w:t>(</w:t>
-            </w:r>
-            <w:proofErr w:type="spellStart"/>
-            <w:r>
-              <w:rPr>
-                <w:b/>
-                <w:bCs/>
-                <w:color w:val="000000" w:themeColor="text1"/>
-              </w:rPr>
-              <w:t>nilai</w:t>
-            </w:r>
-            <w:proofErr w:type="spellEnd"/>
-            <w:r>
-              <w:rPr>
-                <w:b/>
-                <w:bCs/>
-                <w:color w:val="000000" w:themeColor="text1"/>
-              </w:rPr>
-              <w:t>)</w:t>
+              <w:t>(nilai)</w:t>
             </w:r>
           </w:p>
         </w:tc>
@@ -1511,43 +1169,7 @@
           <w:color w:val="000000" w:themeColor="text1"/>
           <w:spacing w:val="-2"/>
         </w:rPr>
-        <w:t>(</w:t>
-      </w:r>
-      <w:proofErr w:type="spellStart"/>
-      <w:r>
-        <w:rPr>
-          <w:rFonts w:ascii="Times New Roman" w:hAnsi="Times New Roman" w:cs="Times New Roman"/>
-          <w:color w:val="000000" w:themeColor="text1"/>
-          <w:spacing w:val="-2"/>
-        </w:rPr>
-        <w:t>tgl</w:t>
-      </w:r>
-      <w:proofErr w:type="spellEnd"/>
-      <w:r>
-        <w:rPr>
-          <w:rFonts w:ascii="Times New Roman" w:hAnsi="Times New Roman" w:cs="Times New Roman"/>
-          <w:color w:val="000000" w:themeColor="text1"/>
-          <w:spacing w:val="-2"/>
-        </w:rPr>
-        <w:t xml:space="preserve"> </w:t>
-      </w:r>
-      <w:proofErr w:type="spellStart"/>
-      <w:r>
-        <w:rPr>
-          <w:rFonts w:ascii="Times New Roman" w:hAnsi="Times New Roman" w:cs="Times New Roman"/>
-          <w:color w:val="000000" w:themeColor="text1"/>
-          <w:spacing w:val="-2"/>
-        </w:rPr>
-        <w:t>sidang</w:t>
-      </w:r>
-      <w:proofErr w:type="spellEnd"/>
-      <w:r>
-        <w:rPr>
-          <w:rFonts w:ascii="Times New Roman" w:hAnsi="Times New Roman" w:cs="Times New Roman"/>
-          <w:color w:val="000000" w:themeColor="text1"/>
-          <w:spacing w:val="-2"/>
-        </w:rPr>
-        <w:t>)</w:t>
+        <w:t>(tgl sidang)</w:t>
       </w:r>
     </w:p>
     <w:p>
@@ -1559,23 +1181,13 @@
           <w:color w:val="000000" w:themeColor="text1"/>
         </w:rPr>
       </w:pPr>
-      <w:proofErr w:type="spellStart"/>
       <w:r>
         <w:rPr>
           <w:rFonts w:ascii="Times New Roman" w:hAnsi="Times New Roman" w:cs="Times New Roman"/>
           <w:color w:val="000000" w:themeColor="text1"/>
           <w:spacing w:val="-2"/>
         </w:rPr>
-        <w:t>Penguji</w:t>
-      </w:r>
-      <w:proofErr w:type="spellEnd"/>
-      <w:r>
-        <w:rPr>
-          <w:rFonts w:ascii="Times New Roman" w:hAnsi="Times New Roman" w:cs="Times New Roman"/>
-          <w:color w:val="000000" w:themeColor="text1"/>
-          <w:spacing w:val="-2"/>
-        </w:rPr>
-        <w:t>,</w:t>
+        <w:t>Penguji,</w:t>
       </w:r>
     </w:p>
     <w:p>
@@ -1621,6 +1233,14 @@
           <w:sz w:val="26"/>
         </w:rPr>
       </w:pPr>
+      <w:r>
+        <w:rPr>
+          <w:rFonts w:ascii="Times New Roman" w:hAnsi="Times New Roman" w:cs="Times New Roman"/>
+          <w:color w:val="000000" w:themeColor="text1"/>
+          <w:sz w:val="26"/>
+        </w:rPr>
+        <w:t>Tanda Tangan</w:t>
+      </w:r>
     </w:p>
     <w:p>
       <w:pPr>
@@ -1641,51 +1261,7 @@
           <w:spacing w:val="-2"/>
           <w:u w:val="single"/>
         </w:rPr>
-        <w:t xml:space="preserve">(nama </w:t>
-      </w:r>
-      <w:proofErr w:type="spellStart"/>
-      <w:r>
-        <w:rPr>
-          <w:b/>
-          <w:bCs/>
-          <w:color w:val="000000" w:themeColor="text1"/>
-          <w:spacing w:val="-2"/>
-          <w:u w:val="single"/>
-        </w:rPr>
-        <w:t>penguji</w:t>
-      </w:r>
-      <w:proofErr w:type="spellEnd"/>
-      <w:r>
-        <w:rPr>
-          <w:b/>
-          <w:bCs/>
-          <w:color w:val="000000" w:themeColor="text1"/>
-          <w:spacing w:val="-2"/>
-          <w:u w:val="single"/>
-        </w:rPr>
-        <w:t>/</w:t>
-      </w:r>
-      <w:proofErr w:type="spellStart"/>
-      <w:r>
-        <w:rPr>
-          <w:b/>
-          <w:bCs/>
-          <w:color w:val="000000" w:themeColor="text1"/>
-          <w:spacing w:val="-2"/>
-          <w:u w:val="single"/>
-        </w:rPr>
-        <w:t>pembimbing</w:t>
-      </w:r>
-      <w:proofErr w:type="spellEnd"/>
-      <w:r>
-        <w:rPr>
-          <w:b/>
-          <w:bCs/>
-          <w:color w:val="000000" w:themeColor="text1"/>
-          <w:spacing w:val="-2"/>
-          <w:u w:val="single"/>
-        </w:rPr>
-        <w:t>)</w:t>
+        <w:t>(nama penguji/pembimbing)</w:t>
       </w:r>
       <w:r>
         <w:rPr>
@@ -1796,6 +1372,7 @@
           <w:b/>
           <w:bCs/>
           <w:color w:val="000000" w:themeColor="text1"/>
+          <w:lang w:val="fi-FI"/>
         </w:rPr>
       </w:pPr>
       <w:r>
@@ -1804,6 +1381,7 @@
           <w:b/>
           <w:bCs/>
           <w:color w:val="000000" w:themeColor="text1"/>
+          <w:lang w:val="fi-FI"/>
         </w:rPr>
         <w:lastRenderedPageBreak/>
         <w:t>LEMBAR SARAN</w:t>
@@ -1815,6 +1393,7 @@
           <w:bCs/>
           <w:color w:val="000000" w:themeColor="text1"/>
           <w:spacing w:val="-8"/>
+          <w:lang w:val="fi-FI"/>
         </w:rPr>
         <w:t xml:space="preserve"> </w:t>
       </w:r>
@@ -1824,6 +1403,7 @@
           <w:b/>
           <w:bCs/>
           <w:color w:val="000000" w:themeColor="text1"/>
+          <w:lang w:val="fi-FI"/>
         </w:rPr>
         <w:t>PERBAIKAN</w:t>
       </w:r>
@@ -1834,6 +1414,7 @@
           <w:bCs/>
           <w:color w:val="000000" w:themeColor="text1"/>
           <w:spacing w:val="-8"/>
+          <w:lang w:val="fi-FI"/>
         </w:rPr>
         <w:t xml:space="preserve"> </w:t>
       </w:r>
@@ -1844,6 +1425,7 @@
           <w:bCs/>
           <w:color w:val="000000" w:themeColor="text1"/>
           <w:spacing w:val="-2"/>
+          <w:lang w:val="fi-FI"/>
         </w:rPr>
         <w:t>DISERTASI</w:t>
       </w:r>
@@ -1859,6 +1441,7 @@
         <w:rPr>
           <w:rFonts w:ascii="Times New Roman" w:hAnsi="Times New Roman" w:cs="Times New Roman"/>
           <w:color w:val="000000" w:themeColor="text1"/>
+          <w:lang w:val="fi-FI"/>
         </w:rPr>
       </w:pPr>
     </w:p>
@@ -1873,39 +1456,40 @@
         <w:rPr>
           <w:rFonts w:ascii="Times New Roman" w:hAnsi="Times New Roman" w:cs="Times New Roman"/>
           <w:color w:val="000000" w:themeColor="text1"/>
-        </w:rPr>
-      </w:pPr>
-      <w:proofErr w:type="spellStart"/>
-      <w:r>
-        <w:rPr>
-          <w:rFonts w:ascii="Times New Roman" w:hAnsi="Times New Roman" w:cs="Times New Roman"/>
-          <w:color w:val="000000" w:themeColor="text1"/>
+          <w:lang w:val="fi-FI"/>
+        </w:rPr>
+      </w:pPr>
+      <w:r>
+        <w:rPr>
+          <w:rFonts w:ascii="Times New Roman" w:hAnsi="Times New Roman" w:cs="Times New Roman"/>
+          <w:color w:val="000000" w:themeColor="text1"/>
+          <w:lang w:val="fi-FI"/>
         </w:rPr>
         <w:t>Setelah</w:t>
       </w:r>
-      <w:proofErr w:type="spellEnd"/>
       <w:r>
         <w:rPr>
           <w:rFonts w:ascii="Times New Roman" w:hAnsi="Times New Roman" w:cs="Times New Roman"/>
           <w:color w:val="000000" w:themeColor="text1"/>
           <w:spacing w:val="-5"/>
+          <w:lang w:val="fi-FI"/>
         </w:rPr>
         <w:t xml:space="preserve"> </w:t>
       </w:r>
-      <w:proofErr w:type="spellStart"/>
-      <w:r>
-        <w:rPr>
-          <w:rFonts w:ascii="Times New Roman" w:hAnsi="Times New Roman" w:cs="Times New Roman"/>
-          <w:color w:val="000000" w:themeColor="text1"/>
+      <w:r>
+        <w:rPr>
+          <w:rFonts w:ascii="Times New Roman" w:hAnsi="Times New Roman" w:cs="Times New Roman"/>
+          <w:color w:val="000000" w:themeColor="text1"/>
+          <w:lang w:val="fi-FI"/>
         </w:rPr>
         <w:t>menelaah</w:t>
       </w:r>
-      <w:proofErr w:type="spellEnd"/>
       <w:r>
         <w:rPr>
           <w:rFonts w:ascii="Times New Roman" w:hAnsi="Times New Roman" w:cs="Times New Roman"/>
           <w:color w:val="000000" w:themeColor="text1"/>
           <w:spacing w:val="-3"/>
+          <w:lang w:val="fi-FI"/>
         </w:rPr>
         <w:t xml:space="preserve"> </w:t>
       </w:r>
@@ -1913,6 +1497,7 @@
         <w:rPr>
           <w:rFonts w:ascii="Times New Roman" w:hAnsi="Times New Roman" w:cs="Times New Roman"/>
           <w:color w:val="000000" w:themeColor="text1"/>
+          <w:lang w:val="fi-FI"/>
         </w:rPr>
         <w:t>dan</w:t>
       </w:r>
@@ -1921,23 +1506,24 @@
           <w:rFonts w:ascii="Times New Roman" w:hAnsi="Times New Roman" w:cs="Times New Roman"/>
           <w:color w:val="000000" w:themeColor="text1"/>
           <w:spacing w:val="-5"/>
+          <w:lang w:val="fi-FI"/>
         </w:rPr>
         <w:t xml:space="preserve"> </w:t>
       </w:r>
-      <w:proofErr w:type="spellStart"/>
-      <w:r>
-        <w:rPr>
-          <w:rFonts w:ascii="Times New Roman" w:hAnsi="Times New Roman" w:cs="Times New Roman"/>
-          <w:color w:val="000000" w:themeColor="text1"/>
+      <w:r>
+        <w:rPr>
+          <w:rFonts w:ascii="Times New Roman" w:hAnsi="Times New Roman" w:cs="Times New Roman"/>
+          <w:color w:val="000000" w:themeColor="text1"/>
+          <w:lang w:val="fi-FI"/>
         </w:rPr>
         <w:t>mengikuti</w:t>
       </w:r>
-      <w:proofErr w:type="spellEnd"/>
       <w:r>
         <w:rPr>
           <w:rFonts w:ascii="Times New Roman" w:hAnsi="Times New Roman" w:cs="Times New Roman"/>
           <w:color w:val="000000" w:themeColor="text1"/>
           <w:spacing w:val="-5"/>
+          <w:lang w:val="fi-FI"/>
         </w:rPr>
         <w:t xml:space="preserve"> </w:t>
       </w:r>
@@ -1945,6 +1531,7 @@
         <w:rPr>
           <w:rFonts w:ascii="Times New Roman" w:hAnsi="Times New Roman" w:cs="Times New Roman"/>
           <w:color w:val="000000" w:themeColor="text1"/>
+          <w:lang w:val="fi-FI"/>
         </w:rPr>
         <w:t>Sidang</w:t>
       </w:r>
@@ -1953,75 +1540,68 @@
           <w:rFonts w:ascii="Times New Roman" w:hAnsi="Times New Roman" w:cs="Times New Roman"/>
           <w:color w:val="000000" w:themeColor="text1"/>
           <w:spacing w:val="-5"/>
+          <w:lang w:val="fi-FI"/>
         </w:rPr>
         <w:t xml:space="preserve"> </w:t>
       </w:r>
-      <w:proofErr w:type="spellStart"/>
-      <w:r>
-        <w:rPr>
-          <w:rFonts w:ascii="Times New Roman" w:hAnsi="Times New Roman" w:cs="Times New Roman"/>
-          <w:color w:val="000000" w:themeColor="text1"/>
+      <w:r>
+        <w:rPr>
+          <w:rFonts w:ascii="Times New Roman" w:hAnsi="Times New Roman" w:cs="Times New Roman"/>
+          <w:color w:val="000000" w:themeColor="text1"/>
+          <w:lang w:val="fi-FI"/>
         </w:rPr>
         <w:t>Doktor</w:t>
       </w:r>
-      <w:proofErr w:type="spellEnd"/>
       <w:r>
         <w:rPr>
           <w:rFonts w:ascii="Times New Roman" w:hAnsi="Times New Roman" w:cs="Times New Roman"/>
           <w:color w:val="000000" w:themeColor="text1"/>
           <w:spacing w:val="40"/>
+          <w:lang w:val="fi-FI"/>
         </w:rPr>
         <w:t xml:space="preserve"> </w:t>
       </w:r>
-      <w:proofErr w:type="spellStart"/>
-      <w:r>
-        <w:rPr>
-          <w:rFonts w:ascii="Times New Roman" w:hAnsi="Times New Roman" w:cs="Times New Roman"/>
-          <w:color w:val="000000" w:themeColor="text1"/>
+      <w:r>
+        <w:rPr>
+          <w:rFonts w:ascii="Times New Roman" w:hAnsi="Times New Roman" w:cs="Times New Roman"/>
+          <w:color w:val="000000" w:themeColor="text1"/>
+          <w:lang w:val="fi-FI"/>
         </w:rPr>
         <w:t>dari</w:t>
       </w:r>
-      <w:proofErr w:type="spellEnd"/>
       <w:r>
         <w:rPr>
           <w:rFonts w:ascii="Times New Roman" w:hAnsi="Times New Roman" w:cs="Times New Roman"/>
           <w:color w:val="000000" w:themeColor="text1"/>
           <w:spacing w:val="-5"/>
+          <w:lang w:val="fi-FI"/>
         </w:rPr>
         <w:t xml:space="preserve"> </w:t>
       </w:r>
-      <w:proofErr w:type="spellStart"/>
-      <w:r>
-        <w:rPr>
-          <w:rFonts w:ascii="Times New Roman" w:hAnsi="Times New Roman" w:cs="Times New Roman"/>
-          <w:color w:val="000000" w:themeColor="text1"/>
+      <w:r>
+        <w:rPr>
+          <w:rFonts w:ascii="Times New Roman" w:hAnsi="Times New Roman" w:cs="Times New Roman"/>
+          <w:color w:val="000000" w:themeColor="text1"/>
+          <w:lang w:val="fi-FI"/>
         </w:rPr>
         <w:t>Kandidat</w:t>
       </w:r>
-      <w:proofErr w:type="spellEnd"/>
       <w:r>
         <w:rPr>
           <w:rFonts w:ascii="Times New Roman" w:hAnsi="Times New Roman" w:cs="Times New Roman"/>
           <w:color w:val="000000" w:themeColor="text1"/>
           <w:spacing w:val="-5"/>
+          <w:lang w:val="fi-FI"/>
         </w:rPr>
         <w:t xml:space="preserve"> </w:t>
       </w:r>
-      <w:proofErr w:type="spellStart"/>
-      <w:r>
-        <w:rPr>
-          <w:rFonts w:ascii="Times New Roman" w:hAnsi="Times New Roman" w:cs="Times New Roman"/>
-          <w:color w:val="000000" w:themeColor="text1"/>
-        </w:rPr>
-        <w:t>Doktor</w:t>
-      </w:r>
-      <w:proofErr w:type="spellEnd"/>
-      <w:r>
-        <w:rPr>
-          <w:rFonts w:ascii="Times New Roman" w:hAnsi="Times New Roman" w:cs="Times New Roman"/>
-          <w:color w:val="000000" w:themeColor="text1"/>
-        </w:rPr>
-        <w:t xml:space="preserve">: </w:t>
+      <w:r>
+        <w:rPr>
+          <w:rFonts w:ascii="Times New Roman" w:hAnsi="Times New Roman" w:cs="Times New Roman"/>
+          <w:color w:val="000000" w:themeColor="text1"/>
+          <w:lang w:val="fi-FI"/>
+        </w:rPr>
+        <w:t xml:space="preserve">Doktor: </w:t>
       </w:r>
     </w:p>
     <w:p>
@@ -2168,7 +1748,6 @@
           <w:spacing w:val="-10"/>
         </w:rPr>
       </w:pPr>
-      <w:proofErr w:type="spellStart"/>
       <w:r>
         <w:rPr>
           <w:rFonts w:ascii="Times New Roman" w:hAnsi="Times New Roman" w:cs="Times New Roman"/>
@@ -2176,7 +1755,6 @@
         </w:rPr>
         <w:t>Judul</w:t>
       </w:r>
-      <w:proofErr w:type="spellEnd"/>
       <w:r>
         <w:rPr>
           <w:rFonts w:ascii="Times New Roman" w:hAnsi="Times New Roman" w:cs="Times New Roman"/>
@@ -2229,25 +1807,7 @@
           <w:color w:val="000000" w:themeColor="text1"/>
           <w:spacing w:val="-10"/>
         </w:rPr>
-        <w:t>(</w:t>
-      </w:r>
-      <w:proofErr w:type="spellStart"/>
-      <w:r>
-        <w:rPr>
-          <w:rFonts w:ascii="Times New Roman" w:hAnsi="Times New Roman" w:cs="Times New Roman"/>
-          <w:color w:val="000000" w:themeColor="text1"/>
-          <w:spacing w:val="-10"/>
-        </w:rPr>
-        <w:t>judul</w:t>
-      </w:r>
-      <w:proofErr w:type="spellEnd"/>
-      <w:r>
-        <w:rPr>
-          <w:rFonts w:ascii="Times New Roman" w:hAnsi="Times New Roman" w:cs="Times New Roman"/>
-          <w:color w:val="000000" w:themeColor="text1"/>
-          <w:spacing w:val="-10"/>
-        </w:rPr>
-        <w:t>)</w:t>
+        <w:t>(judul)</w:t>
       </w:r>
     </w:p>
     <w:p>
@@ -2263,7 +1823,6 @@
           <w:color w:val="000000" w:themeColor="text1"/>
         </w:rPr>
       </w:pPr>
-      <w:proofErr w:type="spellStart"/>
       <w:r>
         <w:rPr>
           <w:rFonts w:ascii="Times New Roman" w:hAnsi="Times New Roman" w:cs="Times New Roman"/>
@@ -2271,7 +1830,6 @@
         </w:rPr>
         <w:t>Tanggal</w:t>
       </w:r>
-      <w:proofErr w:type="spellEnd"/>
       <w:r>
         <w:rPr>
           <w:rFonts w:ascii="Times New Roman" w:hAnsi="Times New Roman" w:cs="Times New Roman"/>
@@ -2324,43 +1882,7 @@
           <w:color w:val="000000" w:themeColor="text1"/>
           <w:spacing w:val="-10"/>
         </w:rPr>
-        <w:t>(</w:t>
-      </w:r>
-      <w:proofErr w:type="spellStart"/>
-      <w:r>
-        <w:rPr>
-          <w:rFonts w:ascii="Times New Roman" w:hAnsi="Times New Roman" w:cs="Times New Roman"/>
-          <w:color w:val="000000" w:themeColor="text1"/>
-          <w:spacing w:val="-10"/>
-        </w:rPr>
-        <w:t>tgl</w:t>
-      </w:r>
-      <w:proofErr w:type="spellEnd"/>
-      <w:r>
-        <w:rPr>
-          <w:rFonts w:ascii="Times New Roman" w:hAnsi="Times New Roman" w:cs="Times New Roman"/>
-          <w:color w:val="000000" w:themeColor="text1"/>
-          <w:spacing w:val="-10"/>
-        </w:rPr>
-        <w:t xml:space="preserve"> </w:t>
-      </w:r>
-      <w:proofErr w:type="spellStart"/>
-      <w:r>
-        <w:rPr>
-          <w:rFonts w:ascii="Times New Roman" w:hAnsi="Times New Roman" w:cs="Times New Roman"/>
-          <w:color w:val="000000" w:themeColor="text1"/>
-          <w:spacing w:val="-10"/>
-        </w:rPr>
-        <w:t>sidang</w:t>
-      </w:r>
-      <w:proofErr w:type="spellEnd"/>
-      <w:r>
-        <w:rPr>
-          <w:rFonts w:ascii="Times New Roman" w:hAnsi="Times New Roman" w:cs="Times New Roman"/>
-          <w:color w:val="000000" w:themeColor="text1"/>
-          <w:spacing w:val="-10"/>
-        </w:rPr>
-        <w:t>)</w:t>
+        <w:t>(tgl sidang)</w:t>
       </w:r>
     </w:p>
     <w:p>
@@ -2907,137 +2429,71 @@
     </w:p>
     <w:p>
       <w:pPr>
+        <w:rPr>
+          <w:b/>
+          <w:bCs/>
+          <w:color w:val="000000" w:themeColor="text1"/>
+          <w:u w:val="single"/>
+          <w:lang w:val="fi-FI"/>
+        </w:rPr>
+      </w:pPr>
+    </w:p>
+    <w:p>
+      <w:pPr>
         <w:pStyle w:val="BodyText"/>
         <w:ind w:left="5040"/>
         <w:rPr>
           <w:rFonts w:ascii="Times New Roman" w:hAnsi="Times New Roman" w:cs="Times New Roman"/>
           <w:color w:val="000000" w:themeColor="text1"/>
-          <w:sz w:val="26"/>
-          <w:lang w:val="fi-FI"/>
-        </w:rPr>
-      </w:pPr>
-    </w:p>
-    <w:p>
-      <w:pPr>
+          <w:spacing w:val="-2"/>
+          <w:lang w:val="fi-FI"/>
+        </w:rPr>
+      </w:pPr>
+      <w:r>
+        <w:rPr>
+          <w:rFonts w:ascii="Times New Roman" w:hAnsi="Times New Roman" w:cs="Times New Roman"/>
+          <w:color w:val="000000" w:themeColor="text1"/>
+          <w:lang w:val="fi-FI"/>
+        </w:rPr>
+        <w:t>Tanda</w:t>
+      </w:r>
+      <w:r>
+        <w:rPr>
+          <w:rFonts w:ascii="Times New Roman" w:hAnsi="Times New Roman" w:cs="Times New Roman"/>
+          <w:color w:val="000000" w:themeColor="text1"/>
+          <w:spacing w:val="-3"/>
+          <w:lang w:val="fi-FI"/>
+        </w:rPr>
+        <w:t xml:space="preserve"> </w:t>
+      </w:r>
+      <w:r>
+        <w:rPr>
+          <w:rFonts w:ascii="Times New Roman" w:hAnsi="Times New Roman" w:cs="Times New Roman"/>
+          <w:color w:val="000000" w:themeColor="text1"/>
+          <w:lang w:val="fi-FI"/>
+        </w:rPr>
+        <w:t>Tangan</w:t>
+      </w:r>
+    </w:p>
+    <w:p>
+      <w:pPr>
+        <w:pStyle w:val="BodyText"/>
         <w:ind w:left="5040"/>
+        <w:rPr>
+          <w:color w:val="000000" w:themeColor="text1"/>
+          <w:lang w:val="fi-FI"/>
+        </w:rPr>
+      </w:pPr>
+      <w:r>
         <w:rPr>
           <w:b/>
           <w:bCs/>
           <w:color w:val="000000" w:themeColor="text1"/>
-          <w:u w:val="single"/>
-          <w:lang w:val="fi-FI"/>
-        </w:rPr>
-      </w:pPr>
-      <w:r>
-        <w:rPr>
-          <w:b/>
-          <w:bCs/>
-          <w:color w:val="000000" w:themeColor="text1"/>
           <w:spacing w:val="-2"/>
           <w:u w:val="single"/>
           <w:lang w:val="fi-FI"/>
         </w:rPr>
-        <w:t>(nama penguji 1)</w:t>
-      </w:r>
-      <w:r>
-        <w:rPr>
-          <w:b/>
-          <w:bCs/>
-          <w:color w:val="000000" w:themeColor="text1"/>
-          <w:spacing w:val="-2"/>
-          <w:u w:val="single"/>
-          <w:lang w:val="fi-FI"/>
-        </w:rPr>
-        <w:t>................</w:t>
-      </w:r>
-      <w:r>
-        <w:rPr>
-          <w:b/>
-          <w:bCs/>
-          <w:color w:val="000000" w:themeColor="text1"/>
-          <w:spacing w:val="-2"/>
-          <w:u w:val="single"/>
-          <w:lang w:val="fi-FI"/>
-        </w:rPr>
-        <w:t>......</w:t>
-      </w:r>
-    </w:p>
-    <w:p>
-      <w:pPr>
-        <w:pStyle w:val="BodyText"/>
-        <w:ind w:left="5040"/>
-        <w:rPr>
-          <w:color w:val="000000" w:themeColor="text1"/>
-          <w:lang w:val="fi-FI"/>
-        </w:rPr>
-      </w:pPr>
-      <w:r>
-        <w:rPr>
-          <w:rFonts w:ascii="Times New Roman" w:hAnsi="Times New Roman" w:cs="Times New Roman"/>
-          <w:color w:val="000000" w:themeColor="text1"/>
-          <w:lang w:val="fi-FI"/>
-        </w:rPr>
-        <w:t>Tanda</w:t>
-      </w:r>
-      <w:r>
-        <w:rPr>
-          <w:rFonts w:ascii="Times New Roman" w:hAnsi="Times New Roman" w:cs="Times New Roman"/>
-          <w:color w:val="000000" w:themeColor="text1"/>
-          <w:spacing w:val="-3"/>
-          <w:lang w:val="fi-FI"/>
-        </w:rPr>
-        <w:t xml:space="preserve"> </w:t>
-      </w:r>
-      <w:r>
-        <w:rPr>
-          <w:rFonts w:ascii="Times New Roman" w:hAnsi="Times New Roman" w:cs="Times New Roman"/>
-          <w:color w:val="000000" w:themeColor="text1"/>
-          <w:lang w:val="fi-FI"/>
-        </w:rPr>
-        <w:t>Tangan</w:t>
-      </w:r>
-      <w:r>
-        <w:rPr>
-          <w:rFonts w:ascii="Times New Roman" w:hAnsi="Times New Roman" w:cs="Times New Roman"/>
-          <w:color w:val="000000" w:themeColor="text1"/>
-          <w:spacing w:val="-1"/>
-          <w:lang w:val="fi-FI"/>
-        </w:rPr>
-        <w:t xml:space="preserve"> </w:t>
-      </w:r>
-      <w:r>
-        <w:rPr>
-          <w:rFonts w:ascii="Times New Roman" w:hAnsi="Times New Roman" w:cs="Times New Roman"/>
-          <w:color w:val="000000" w:themeColor="text1"/>
-          <w:lang w:val="fi-FI"/>
-        </w:rPr>
-        <w:t>dan</w:t>
-      </w:r>
-      <w:r>
-        <w:rPr>
-          <w:rFonts w:ascii="Times New Roman" w:hAnsi="Times New Roman" w:cs="Times New Roman"/>
-          <w:color w:val="000000" w:themeColor="text1"/>
-          <w:spacing w:val="-2"/>
-          <w:lang w:val="fi-FI"/>
-        </w:rPr>
-        <w:t xml:space="preserve"> </w:t>
-      </w:r>
-      <w:r>
-        <w:rPr>
-          <w:rFonts w:ascii="Times New Roman" w:hAnsi="Times New Roman" w:cs="Times New Roman"/>
-          <w:color w:val="000000" w:themeColor="text1"/>
-          <w:lang w:val="fi-FI"/>
-        </w:rPr>
-        <w:t xml:space="preserve">Nama </w:t>
-      </w:r>
-      <w:r>
-        <w:rPr>
-          <w:rFonts w:ascii="Times New Roman" w:hAnsi="Times New Roman" w:cs="Times New Roman"/>
-          <w:color w:val="000000" w:themeColor="text1"/>
-          <w:spacing w:val="-2"/>
-          <w:lang w:val="fi-FI"/>
-        </w:rPr>
-        <w:t>Jelas</w:t>
+        <w:t>(nama penguji 1)......................</w:t>
       </w:r>
     </w:p>
     <w:sectPr>
@@ -3052,7 +2508,7 @@
 </file>
 
 <file path=word/endnotes.xml><?xml version="1.0" encoding="utf-8"?>
-<w:endnotes xmlns:wpc="http://schemas.microsoft.com/office/word/2010/wordprocessingCanvas" xmlns:cx="http://schemas.microsoft.com/office/drawing/2014/chartex" xmlns:cx1="http://schemas.microsoft.com/office/drawing/2015/9/8/chartex" xmlns:cx2="http://schemas.microsoft.com/office/drawing/2015/10/21/chartex" xmlns:cx3="http://schemas.microsoft.com/office/drawing/2016/5/9/chartex" xmlns:cx4="http://schemas.microsoft.com/office/drawing/2016/5/10/chartex" xmlns:cx5="http://schemas.microsoft.com/office/drawing/2016/5/11/chartex" xmlns:cx6="http://schemas.microsoft.com/office/drawing/2016/5/12/chartex" xmlns:cx7="http://schemas.microsoft.com/office/drawing/2016/5/13/chartex" xmlns:cx8="http://schemas.microsoft.com/office/drawing/2016/5/14/chartex" xmlns:mc="http://schemas.openxmlformats.org/markup-compatibility/2006" xmlns:aink="http://schemas.microsoft.com/office/drawing/2016/ink" xmlns:am3d="http://schemas.microsoft.com/office/drawing/2017/model3d" xmlns:o="urn:schemas-microsoft-com:office:office" xmlns:oel="http://schemas.microsoft.com/office/2019/extlst" xmlns:r="http://schemas.openxmlformats.org/officeDocument/2006/relationships" xmlns:m="http://schemas.openxmlformats.org/officeDocument/2006/math" xmlns:v="urn:schemas-microsoft-com:vml" xmlns:wp14="http://schemas.microsoft.com/office/word/2010/wordprocessingDrawing" xmlns:wp="http://schemas.openxmlformats.org/drawingml/2006/wordprocessingDrawing" xmlns:w10="urn:schemas-microsoft-com:office:word" xmlns:w="http://schemas.openxmlformats.org/wordprocessingml/2006/main" xmlns:w14="http://schemas.microsoft.com/office/word/2010/wordml" xmlns:w15="http://schemas.microsoft.com/office/word/2012/wordml" xmlns:w16cei="http://schemas.microsoft.com/office/word/2026/wordml/cei" xmlns:w16cex="http://schemas.microsoft.com/office/word/2018/wordml/cex" xmlns:w16cid="http://schemas.microsoft.com/office/word/2016/wordml/cid" xmlns:w16="http://schemas.microsoft.com/office/word/2018/wordml" xmlns:w16du="http://schemas.microsoft.com/office/word/2023/wordml/word16du" xmlns:w16sdtdh="http://schemas.microsoft.com/office/word/2020/wordml/sdtdatahash" xmlns:w16sdtfl="http://schemas.microsoft.com/office/word/2024/wordml/sdtformatlock" xmlns:w16se="http://schemas.microsoft.com/office/word/2015/wordml/symex" xmlns:wpg="http://schemas.microsoft.com/office/word/2010/wordprocessingGroup" xmlns:wpi="http://schemas.microsoft.com/office/word/2010/wordprocessingInk" xmlns:wne="http://schemas.microsoft.com/office/word/2006/wordml" xmlns:wps="http://schemas.microsoft.com/office/word/2010/wordprocessingShape" mc:Ignorable="w14 w15 w16se w16cid w16 w16cex w16sdtdh w16sdtfl w16du wp14">
+<w:endnotes xmlns:wpc="http://schemas.microsoft.com/office/word/2010/wordprocessingCanvas" xmlns:cx="http://schemas.microsoft.com/office/drawing/2014/chartex" xmlns:cx1="http://schemas.microsoft.com/office/drawing/2015/9/8/chartex" xmlns:cx2="http://schemas.microsoft.com/office/drawing/2015/10/21/chartex" xmlns:cx3="http://schemas.microsoft.com/office/drawing/2016/5/9/chartex" xmlns:cx4="http://schemas.microsoft.com/office/drawing/2016/5/10/chartex" xmlns:cx5="http://schemas.microsoft.com/office/drawing/2016/5/11/chartex" xmlns:cx6="http://schemas.microsoft.com/office/drawing/2016/5/12/chartex" xmlns:cx7="http://schemas.microsoft.com/office/drawing/2016/5/13/chartex" xmlns:cx8="http://schemas.microsoft.com/office/drawing/2016/5/14/chartex" xmlns:mc="http://schemas.openxmlformats.org/markup-compatibility/2006" xmlns:aink="http://schemas.microsoft.com/office/drawing/2016/ink" xmlns:am3d="http://schemas.microsoft.com/office/drawing/2017/model3d" xmlns:o="urn:schemas-microsoft-com:office:office" xmlns:oel="http://schemas.microsoft.com/office/2019/extlst" xmlns:r="http://schemas.openxmlformats.org/officeDocument/2006/relationships" xmlns:m="http://schemas.openxmlformats.org/officeDocument/2006/math" xmlns:v="urn:schemas-microsoft-com:vml" xmlns:wp14="http://schemas.microsoft.com/office/word/2010/wordprocessingDrawing" xmlns:wp="http://schemas.openxmlformats.org/drawingml/2006/wordprocessingDrawing" xmlns:w10="urn:schemas-microsoft-com:office:word" xmlns:w="http://schemas.openxmlformats.org/wordprocessingml/2006/main" xmlns:w14="http://schemas.microsoft.com/office/word/2010/wordml" xmlns:w15="http://schemas.microsoft.com/office/word/2012/wordml" xmlns:w16cex="http://schemas.microsoft.com/office/word/2018/wordml/cex" xmlns:w16cid="http://schemas.microsoft.com/office/word/2016/wordml/cid" xmlns:w16="http://schemas.microsoft.com/office/word/2018/wordml" xmlns:w16du="http://schemas.microsoft.com/office/word/2023/wordml/word16du" xmlns:w16sdtdh="http://schemas.microsoft.com/office/word/2020/wordml/sdtdatahash" xmlns:w16sdtfl="http://schemas.microsoft.com/office/word/2024/wordml/sdtformatlock" xmlns:w16se="http://schemas.microsoft.com/office/word/2015/wordml/symex" xmlns:wpg="http://schemas.microsoft.com/office/word/2010/wordprocessingGroup" xmlns:wpi="http://schemas.microsoft.com/office/word/2010/wordprocessingInk" xmlns:wne="http://schemas.microsoft.com/office/word/2006/wordml" xmlns:wps="http://schemas.microsoft.com/office/word/2010/wordprocessingShape" mc:Ignorable="w14 w15 w16se w16cid w16 w16cex w16sdtdh w16sdtfl w16du wp14">
   <w:endnote w:type="separator" w:id="-1">
     <w:p>
       <w:r>
@@ -3071,7 +2527,7 @@
 </file>
 
 <file path=word/footnotes.xml><?xml version="1.0" encoding="utf-8"?>
-<w:footnotes xmlns:wpc="http://schemas.microsoft.com/office/word/2010/wordprocessingCanvas" xmlns:cx="http://schemas.microsoft.com/office/drawing/2014/chartex" xmlns:cx1="http://schemas.microsoft.com/office/drawing/2015/9/8/chartex" xmlns:cx2="http://schemas.microsoft.com/office/drawing/2015/10/21/chartex" xmlns:cx3="http://schemas.microsoft.com/office/drawing/2016/5/9/chartex" xmlns:cx4="http://schemas.microsoft.com/office/drawing/2016/5/10/chartex" xmlns:cx5="http://schemas.microsoft.com/office/drawing/2016/5/11/chartex" xmlns:cx6="http://schemas.microsoft.com/office/drawing/2016/5/12/chartex" xmlns:cx7="http://schemas.microsoft.com/office/drawing/2016/5/13/chartex" xmlns:cx8="http://schemas.microsoft.com/office/drawing/2016/5/14/chartex" xmlns:mc="http://schemas.openxmlformats.org/markup-compatibility/2006" xmlns:aink="http://schemas.microsoft.com/office/drawing/2016/ink" xmlns:am3d="http://schemas.microsoft.com/office/drawing/2017/model3d" xmlns:o="urn:schemas-microsoft-com:office:office" xmlns:oel="http://schemas.microsoft.com/office/2019/extlst" xmlns:r="http://schemas.openxmlformats.org/officeDocument/2006/relationships" xmlns:m="http://schemas.openxmlformats.org/officeDocument/2006/math" xmlns:v="urn:schemas-microsoft-com:vml" xmlns:wp14="http://schemas.microsoft.com/office/word/2010/wordprocessingDrawing" xmlns:wp="http://schemas.openxmlformats.org/drawingml/2006/wordprocessingDrawing" xmlns:w10="urn:schemas-microsoft-com:office:word" xmlns:w="http://schemas.openxmlformats.org/wordprocessingml/2006/main" xmlns:w14="http://schemas.microsoft.com/office/word/2010/wordml" xmlns:w15="http://schemas.microsoft.com/office/word/2012/wordml" xmlns:w16cei="http://schemas.microsoft.com/office/word/2026/wordml/cei" xmlns:w16cex="http://schemas.microsoft.com/office/word/2018/wordml/cex" xmlns:w16cid="http://schemas.microsoft.com/office/word/2016/wordml/cid" xmlns:w16="http://schemas.microsoft.com/office/word/2018/wordml" xmlns:w16du="http://schemas.microsoft.com/office/word/2023/wordml/word16du" xmlns:w16sdtdh="http://schemas.microsoft.com/office/word/2020/wordml/sdtdatahash" xmlns:w16sdtfl="http://schemas.microsoft.com/office/word/2024/wordml/sdtformatlock" xmlns:w16se="http://schemas.microsoft.com/office/word/2015/wordml/symex" xmlns:wpg="http://schemas.microsoft.com/office/word/2010/wordprocessingGroup" xmlns:wpi="http://schemas.microsoft.com/office/word/2010/wordprocessingInk" xmlns:wne="http://schemas.microsoft.com/office/word/2006/wordml" xmlns:wps="http://schemas.microsoft.com/office/word/2010/wordprocessingShape" mc:Ignorable="w14 w15 w16se w16cid w16 w16cex w16sdtdh w16sdtfl w16du wp14">
+<w:footnotes xmlns:wpc="http://schemas.microsoft.com/office/word/2010/wordprocessingCanvas" xmlns:cx="http://schemas.microsoft.com/office/drawing/2014/chartex" xmlns:cx1="http://schemas.microsoft.com/office/drawing/2015/9/8/chartex" xmlns:cx2="http://schemas.microsoft.com/office/drawing/2015/10/21/chartex" xmlns:cx3="http://schemas.microsoft.com/office/drawing/2016/5/9/chartex" xmlns:cx4="http://schemas.microsoft.com/office/drawing/2016/5/10/chartex" xmlns:cx5="http://schemas.microsoft.com/office/drawing/2016/5/11/chartex" xmlns:cx6="http://schemas.microsoft.com/office/drawing/2016/5/12/chartex" xmlns:cx7="http://schemas.microsoft.com/office/drawing/2016/5/13/chartex" xmlns:cx8="http://schemas.microsoft.com/office/drawing/2016/5/14/chartex" xmlns:mc="http://schemas.openxmlformats.org/markup-compatibility/2006" xmlns:aink="http://schemas.microsoft.com/office/drawing/2016/ink" xmlns:am3d="http://schemas.microsoft.com/office/drawing/2017/model3d" xmlns:o="urn:schemas-microsoft-com:office:office" xmlns:oel="http://schemas.microsoft.com/office/2019/extlst" xmlns:r="http://schemas.openxmlformats.org/officeDocument/2006/relationships" xmlns:m="http://schemas.openxmlformats.org/officeDocument/2006/math" xmlns:v="urn:schemas-microsoft-com:vml" xmlns:wp14="http://schemas.microsoft.com/office/word/2010/wordprocessingDrawing" xmlns:wp="http://schemas.openxmlformats.org/drawingml/2006/wordprocessingDrawing" xmlns:w10="urn:schemas-microsoft-com:office:word" xmlns:w="http://schemas.openxmlformats.org/wordprocessingml/2006/main" xmlns:w14="http://schemas.microsoft.com/office/word/2010/wordml" xmlns:w15="http://schemas.microsoft.com/office/word/2012/wordml" xmlns:w16cex="http://schemas.microsoft.com/office/word/2018/wordml/cex" xmlns:w16cid="http://schemas.microsoft.com/office/word/2016/wordml/cid" xmlns:w16="http://schemas.microsoft.com/office/word/2018/wordml" xmlns:w16du="http://schemas.microsoft.com/office/word/2023/wordml/word16du" xmlns:w16sdtdh="http://schemas.microsoft.com/office/word/2020/wordml/sdtdatahash" xmlns:w16sdtfl="http://schemas.microsoft.com/office/word/2024/wordml/sdtformatlock" xmlns:w16se="http://schemas.microsoft.com/office/word/2015/wordml/symex" xmlns:wpg="http://schemas.microsoft.com/office/word/2010/wordprocessingGroup" xmlns:wpi="http://schemas.microsoft.com/office/word/2010/wordprocessingInk" xmlns:wne="http://schemas.microsoft.com/office/word/2006/wordml" xmlns:wps="http://schemas.microsoft.com/office/word/2010/wordprocessingShape" mc:Ignorable="w14 w15 w16se w16cid w16 w16cex w16sdtdh w16sdtfl w16du wp14">
   <w:footnote w:type="separator" w:id="-1">
     <w:p>
       <w:r>
@@ -3090,7 +2546,7 @@
 </file>
 
 <file path=word/header1.xml><?xml version="1.0" encoding="utf-8"?>
-<w:hdr xmlns:wpc="http://schemas.microsoft.com/office/word/2010/wordprocessingCanvas" xmlns:cx="http://schemas.microsoft.com/office/drawing/2014/chartex" xmlns:cx1="http://schemas.microsoft.com/office/drawing/2015/9/8/chartex" xmlns:cx2="http://schemas.microsoft.com/office/drawing/2015/10/21/chartex" xmlns:cx3="http://schemas.microsoft.com/office/drawing/2016/5/9/chartex" xmlns:cx4="http://schemas.microsoft.com/office/drawing/2016/5/10/chartex" xmlns:cx5="http://schemas.microsoft.com/office/drawing/2016/5/11/chartex" xmlns:cx6="http://schemas.microsoft.com/office/drawing/2016/5/12/chartex" xmlns:cx7="http://schemas.microsoft.com/office/drawing/2016/5/13/chartex" xmlns:cx8="http://schemas.microsoft.com/office/drawing/2016/5/14/chartex" xmlns:mc="http://schemas.openxmlformats.org/markup-compatibility/2006" xmlns:aink="http://schemas.microsoft.com/office/drawing/2016/ink" xmlns:am3d="http://schemas.microsoft.com/office/drawing/2017/model3d" xmlns:o="urn:schemas-microsoft-com:office:office" xmlns:oel="http://schemas.microsoft.com/office/2019/extlst" xmlns:r="http://schemas.openxmlformats.org/officeDocument/2006/relationships" xmlns:m="http://schemas.openxmlformats.org/officeDocument/2006/math" xmlns:v="urn:schemas-microsoft-com:vml" xmlns:wp14="http://schemas.microsoft.com/office/word/2010/wordprocessingDrawing" xmlns:wp="http://schemas.openxmlformats.org/drawingml/2006/wordprocessingDrawing" xmlns:w10="urn:schemas-microsoft-com:office:word" xmlns:w="http://schemas.openxmlformats.org/wordprocessingml/2006/main" xmlns:w14="http://schemas.microsoft.com/office/word/2010/wordml" xmlns:w15="http://schemas.microsoft.com/office/word/2012/wordml" xmlns:w16cei="http://schemas.microsoft.com/office/word/2026/wordml/cei" xmlns:w16cex="http://schemas.microsoft.com/office/word/2018/wordml/cex" xmlns:w16cid="http://schemas.microsoft.com/office/word/2016/wordml/cid" xmlns:w16="http://schemas.microsoft.com/office/word/2018/wordml" xmlns:w16du="http://schemas.microsoft.com/office/word/2023/wordml/word16du" xmlns:w16sdtdh="http://schemas.microsoft.com/office/word/2020/wordml/sdtdatahash" xmlns:w16sdtfl="http://schemas.microsoft.com/office/word/2024/wordml/sdtformatlock" xmlns:w16se="http://schemas.microsoft.com/office/word/2015/wordml/symex" xmlns:wpg="http://schemas.microsoft.com/office/word/2010/wordprocessingGroup" xmlns:wpi="http://schemas.microsoft.com/office/word/2010/wordprocessingInk" xmlns:wne="http://schemas.microsoft.com/office/word/2006/wordml" xmlns:wps="http://schemas.microsoft.com/office/word/2010/wordprocessingShape" mc:Ignorable="w14 w15 w16se w16cid w16 w16cex w16sdtdh w16sdtfl w16du wp14">
+<w:hdr xmlns:wpc="http://schemas.microsoft.com/office/word/2010/wordprocessingCanvas" xmlns:cx="http://schemas.microsoft.com/office/drawing/2014/chartex" xmlns:cx1="http://schemas.microsoft.com/office/drawing/2015/9/8/chartex" xmlns:cx2="http://schemas.microsoft.com/office/drawing/2015/10/21/chartex" xmlns:cx3="http://schemas.microsoft.com/office/drawing/2016/5/9/chartex" xmlns:cx4="http://schemas.microsoft.com/office/drawing/2016/5/10/chartex" xmlns:cx5="http://schemas.microsoft.com/office/drawing/2016/5/11/chartex" xmlns:cx6="http://schemas.microsoft.com/office/drawing/2016/5/12/chartex" xmlns:cx7="http://schemas.microsoft.com/office/drawing/2016/5/13/chartex" xmlns:cx8="http://schemas.microsoft.com/office/drawing/2016/5/14/chartex" xmlns:mc="http://schemas.openxmlformats.org/markup-compatibility/2006" xmlns:aink="http://schemas.microsoft.com/office/drawing/2016/ink" xmlns:am3d="http://schemas.microsoft.com/office/drawing/2017/model3d" xmlns:o="urn:schemas-microsoft-com:office:office" xmlns:oel="http://schemas.microsoft.com/office/2019/extlst" xmlns:r="http://schemas.openxmlformats.org/officeDocument/2006/relationships" xmlns:m="http://schemas.openxmlformats.org/officeDocument/2006/math" xmlns:v="urn:schemas-microsoft-com:vml" xmlns:wp14="http://schemas.microsoft.com/office/word/2010/wordprocessingDrawing" xmlns:wp="http://schemas.openxmlformats.org/drawingml/2006/wordprocessingDrawing" xmlns:w10="urn:schemas-microsoft-com:office:word" xmlns:w="http://schemas.openxmlformats.org/wordprocessingml/2006/main" xmlns:w14="http://schemas.microsoft.com/office/word/2010/wordml" xmlns:w15="http://schemas.microsoft.com/office/word/2012/wordml" xmlns:w16cex="http://schemas.microsoft.com/office/word/2018/wordml/cex" xmlns:w16cid="http://schemas.microsoft.com/office/word/2016/wordml/cid" xmlns:w16="http://schemas.microsoft.com/office/word/2018/wordml" xmlns:w16du="http://schemas.microsoft.com/office/word/2023/wordml/word16du" xmlns:w16sdtdh="http://schemas.microsoft.com/office/word/2020/wordml/sdtdatahash" xmlns:w16sdtfl="http://schemas.microsoft.com/office/word/2024/wordml/sdtformatlock" xmlns:w16se="http://schemas.microsoft.com/office/word/2015/wordml/symex" xmlns:wpg="http://schemas.microsoft.com/office/word/2010/wordprocessingGroup" xmlns:wpi="http://schemas.microsoft.com/office/word/2010/wordprocessingInk" xmlns:wne="http://schemas.microsoft.com/office/word/2006/wordml" xmlns:wps="http://schemas.microsoft.com/office/word/2010/wordprocessingShape" mc:Ignorable="w14 w15 w16se w16cid w16 w16cex w16sdtdh w16sdtfl w16du wp14">
   <w:tbl>
     <w:tblPr>
       <w:tblW w:w="9720" w:type="dxa"/>
@@ -3437,7 +2893,7 @@
             </wp:anchor>
           </w:drawing>
         </mc:Choice>
-        <mc:Fallback>
+        <mc:Fallback xmlns:w16cei="http://schemas.microsoft.com/office/word/2026/wordml/cei">
           <w:pict>
             <v:line w14:anchorId="6F9CC952" id="Line 1" o:spid="_x0000_s1026" style="position:absolute;flip:y;z-index:251659264;visibility:visible;mso-wrap-style:square;mso-width-percent:0;mso-height-percent:0;mso-wrap-distance-left:9pt;mso-wrap-distance-top:0;mso-wrap-distance-right:9pt;mso-wrap-distance-bottom:0;mso-position-horizontal:absolute;mso-position-horizontal-relative:margin;mso-position-vertical:absolute;mso-position-vertical-relative:text;mso-width-percent:0;mso-height-percent:0;mso-width-relative:page;mso-height-relative:page" from="-14.4pt,2.95pt" to="464.1pt,4.45pt" o:gfxdata="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" strokeweight="3pt">
               <v:stroke linestyle="thinThin"/>
@@ -3452,7 +2908,7 @@
 </file>
 
 <file path=word/numbering.xml><?xml version="1.0" encoding="utf-8"?>
-<w:numbering xmlns:wpc="http://schemas.microsoft.com/office/word/2010/wordprocessingCanvas" xmlns:cx="http://schemas.microsoft.com/office/drawing/2014/chartex" xmlns:cx1="http://schemas.microsoft.com/office/drawing/2015/9/8/chartex" xmlns:cx2="http://schemas.microsoft.com/office/drawing/2015/10/21/chartex" xmlns:cx3="http://schemas.microsoft.com/office/drawing/2016/5/9/chartex" xmlns:cx4="http://schemas.microsoft.com/office/drawing/2016/5/10/chartex" xmlns:cx5="http://schemas.microsoft.com/office/drawing/2016/5/11/chartex" xmlns:cx6="http://schemas.microsoft.com/office/drawing/2016/5/12/chartex" xmlns:cx7="http://schemas.microsoft.com/office/drawing/2016/5/13/chartex" xmlns:cx8="http://schemas.microsoft.com/office/drawing/2016/5/14/chartex" xmlns:mc="http://schemas.openxmlformats.org/markup-compatibility/2006" xmlns:aink="http://schemas.microsoft.com/office/drawing/2016/ink" xmlns:am3d="http://schemas.microsoft.com/office/drawing/2017/model3d" xmlns:o="urn:schemas-microsoft-com:office:office" xmlns:oel="http://schemas.microsoft.com/office/2019/extlst" xmlns:r="http://schemas.openxmlformats.org/officeDocument/2006/relationships" xmlns:m="http://schemas.openxmlformats.org/officeDocument/2006/math" xmlns:v="urn:schemas-microsoft-com:vml" xmlns:wp14="http://schemas.microsoft.com/office/word/2010/wordprocessingDrawing" xmlns:wp="http://schemas.openxmlformats.org/drawingml/2006/wordprocessingDrawing" xmlns:w10="urn:schemas-microsoft-com:office:word" xmlns:w="http://schemas.openxmlformats.org/wordprocessingml/2006/main" xmlns:w14="http://schemas.microsoft.com/office/word/2010/wordml" xmlns:w15="http://schemas.microsoft.com/office/word/2012/wordml" xmlns:w16cei="http://schemas.microsoft.com/office/word/2026/wordml/cei" xmlns:w16cex="http://schemas.microsoft.com/office/word/2018/wordml/cex" xmlns:w16cid="http://schemas.microsoft.com/office/word/2016/wordml/cid" xmlns:w16="http://schemas.microsoft.com/office/word/2018/wordml" xmlns:w16du="http://schemas.microsoft.com/office/word/2023/wordml/word16du" xmlns:w16sdtdh="http://schemas.microsoft.com/office/word/2020/wordml/sdtdatahash" xmlns:w16sdtfl="http://schemas.microsoft.com/office/word/2024/wordml/sdtformatlock" xmlns:w16se="http://schemas.microsoft.com/office/word/2015/wordml/symex" xmlns:wpg="http://schemas.microsoft.com/office/word/2010/wordprocessingGroup" xmlns:wpi="http://schemas.microsoft.com/office/word/2010/wordprocessingInk" xmlns:wne="http://schemas.microsoft.com/office/word/2006/wordml" xmlns:wps="http://schemas.microsoft.com/office/word/2010/wordprocessingShape" mc:Ignorable="w14 w15 w16se w16cid w16 w16cex w16sdtdh w16sdtfl w16du wp14">
+<w:numbering xmlns:wpc="http://schemas.microsoft.com/office/word/2010/wordprocessingCanvas" xmlns:cx="http://schemas.microsoft.com/office/drawing/2014/chartex" xmlns:cx1="http://schemas.microsoft.com/office/drawing/2015/9/8/chartex" xmlns:cx2="http://schemas.microsoft.com/office/drawing/2015/10/21/chartex" xmlns:cx3="http://schemas.microsoft.com/office/drawing/2016/5/9/chartex" xmlns:cx4="http://schemas.microsoft.com/office/drawing/2016/5/10/chartex" xmlns:cx5="http://schemas.microsoft.com/office/drawing/2016/5/11/chartex" xmlns:cx6="http://schemas.microsoft.com/office/drawing/2016/5/12/chartex" xmlns:cx7="http://schemas.microsoft.com/office/drawing/2016/5/13/chartex" xmlns:cx8="http://schemas.microsoft.com/office/drawing/2016/5/14/chartex" xmlns:mc="http://schemas.openxmlformats.org/markup-compatibility/2006" xmlns:aink="http://schemas.microsoft.com/office/drawing/2016/ink" xmlns:am3d="http://schemas.microsoft.com/office/drawing/2017/model3d" xmlns:o="urn:schemas-microsoft-com:office:office" xmlns:oel="http://schemas.microsoft.com/office/2019/extlst" xmlns:r="http://schemas.openxmlformats.org/officeDocument/2006/relationships" xmlns:m="http://schemas.openxmlformats.org/officeDocument/2006/math" xmlns:v="urn:schemas-microsoft-com:vml" xmlns:wp14="http://schemas.microsoft.com/office/word/2010/wordprocessingDrawing" xmlns:wp="http://schemas.openxmlformats.org/drawingml/2006/wordprocessingDrawing" xmlns:w10="urn:schemas-microsoft-com:office:word" xmlns:w="http://schemas.openxmlformats.org/wordprocessingml/2006/main" xmlns:w14="http://schemas.microsoft.com/office/word/2010/wordml" xmlns:w15="http://schemas.microsoft.com/office/word/2012/wordml" xmlns:w16cex="http://schemas.microsoft.com/office/word/2018/wordml/cex" xmlns:w16cid="http://schemas.microsoft.com/office/word/2016/wordml/cid" xmlns:w16="http://schemas.microsoft.com/office/word/2018/wordml" xmlns:w16du="http://schemas.microsoft.com/office/word/2023/wordml/word16du" xmlns:w16sdtdh="http://schemas.microsoft.com/office/word/2020/wordml/sdtdatahash" xmlns:w16sdtfl="http://schemas.microsoft.com/office/word/2024/wordml/sdtformatlock" xmlns:w16se="http://schemas.microsoft.com/office/word/2015/wordml/symex" xmlns:wpg="http://schemas.microsoft.com/office/word/2010/wordprocessingGroup" xmlns:wpi="http://schemas.microsoft.com/office/word/2010/wordprocessingInk" xmlns:wne="http://schemas.microsoft.com/office/word/2006/wordml" xmlns:wps="http://schemas.microsoft.com/office/word/2010/wordprocessingShape" mc:Ignorable="w14 w15 w16se w16cid w16 w16cex w16sdtdh w16sdtfl w16du wp14">
   <w:abstractNum w:abstractNumId="0" w15:restartNumberingAfterBreak="0">
     <w:nsid w:val="16934123"/>
     <w:multiLevelType w:val="hybridMultilevel"/>

--- a/template/SIDANG/form penilaian sidang akhir.docx
+++ b/template/SIDANG/form penilaian sidang akhir.docx
@@ -1239,6 +1239,14 @@
           <w:color w:val="000000" w:themeColor="text1"/>
           <w:sz w:val="26"/>
         </w:rPr>
+        <w:t>$</w:t>
+      </w:r>
+      <w:r>
+        <w:rPr>
+          <w:rFonts w:ascii="Times New Roman" w:hAnsi="Times New Roman" w:cs="Times New Roman"/>
+          <w:color w:val="000000" w:themeColor="text1"/>
+          <w:sz w:val="26"/>
+        </w:rPr>
         <w:t>Tanda Tangan</w:t>
       </w:r>
     </w:p>
@@ -1262,16 +1270,6 @@
           <w:u w:val="single"/>
         </w:rPr>
         <w:t>(nama penguji/pembimbing)</w:t>
-      </w:r>
-      <w:r>
-        <w:rPr>
-          <w:b/>
-          <w:bCs/>
-          <w:color w:val="000000" w:themeColor="text1"/>
-          <w:spacing w:val="-2"/>
-          <w:u w:val="single"/>
-        </w:rPr>
-        <w:tab/>
       </w:r>
       <w:r>
         <w:rPr>
@@ -1372,7 +1370,6 @@
           <w:b/>
           <w:bCs/>
           <w:color w:val="000000" w:themeColor="text1"/>
-          <w:lang w:val="fi-FI"/>
         </w:rPr>
       </w:pPr>
       <w:r>
@@ -1381,7 +1378,6 @@
           <w:b/>
           <w:bCs/>
           <w:color w:val="000000" w:themeColor="text1"/>
-          <w:lang w:val="fi-FI"/>
         </w:rPr>
         <w:lastRenderedPageBreak/>
         <w:t>LEMBAR SARAN</w:t>
@@ -1393,7 +1389,6 @@
           <w:bCs/>
           <w:color w:val="000000" w:themeColor="text1"/>
           <w:spacing w:val="-8"/>
-          <w:lang w:val="fi-FI"/>
         </w:rPr>
         <w:t xml:space="preserve"> </w:t>
       </w:r>
@@ -1403,7 +1398,6 @@
           <w:b/>
           <w:bCs/>
           <w:color w:val="000000" w:themeColor="text1"/>
-          <w:lang w:val="fi-FI"/>
         </w:rPr>
         <w:t>PERBAIKAN</w:t>
       </w:r>
@@ -1414,7 +1408,6 @@
           <w:bCs/>
           <w:color w:val="000000" w:themeColor="text1"/>
           <w:spacing w:val="-8"/>
-          <w:lang w:val="fi-FI"/>
         </w:rPr>
         <w:t xml:space="preserve"> </w:t>
       </w:r>
@@ -1425,7 +1418,6 @@
           <w:bCs/>
           <w:color w:val="000000" w:themeColor="text1"/>
           <w:spacing w:val="-2"/>
-          <w:lang w:val="fi-FI"/>
         </w:rPr>
         <w:t>DISERTASI</w:t>
       </w:r>
@@ -1441,7 +1433,6 @@
         <w:rPr>
           <w:rFonts w:ascii="Times New Roman" w:hAnsi="Times New Roman" w:cs="Times New Roman"/>
           <w:color w:val="000000" w:themeColor="text1"/>
-          <w:lang w:val="fi-FI"/>
         </w:rPr>
       </w:pPr>
     </w:p>
@@ -1456,14 +1447,12 @@
         <w:rPr>
           <w:rFonts w:ascii="Times New Roman" w:hAnsi="Times New Roman" w:cs="Times New Roman"/>
           <w:color w:val="000000" w:themeColor="text1"/>
-          <w:lang w:val="fi-FI"/>
-        </w:rPr>
-      </w:pPr>
-      <w:r>
-        <w:rPr>
-          <w:rFonts w:ascii="Times New Roman" w:hAnsi="Times New Roman" w:cs="Times New Roman"/>
-          <w:color w:val="000000" w:themeColor="text1"/>
-          <w:lang w:val="fi-FI"/>
+        </w:rPr>
+      </w:pPr>
+      <w:r>
+        <w:rPr>
+          <w:rFonts w:ascii="Times New Roman" w:hAnsi="Times New Roman" w:cs="Times New Roman"/>
+          <w:color w:val="000000" w:themeColor="text1"/>
         </w:rPr>
         <w:t>Setelah</w:t>
       </w:r>
@@ -1472,7 +1461,6 @@
           <w:rFonts w:ascii="Times New Roman" w:hAnsi="Times New Roman" w:cs="Times New Roman"/>
           <w:color w:val="000000" w:themeColor="text1"/>
           <w:spacing w:val="-5"/>
-          <w:lang w:val="fi-FI"/>
         </w:rPr>
         <w:t xml:space="preserve"> </w:t>
       </w:r>
@@ -1480,7 +1468,6 @@
         <w:rPr>
           <w:rFonts w:ascii="Times New Roman" w:hAnsi="Times New Roman" w:cs="Times New Roman"/>
           <w:color w:val="000000" w:themeColor="text1"/>
-          <w:lang w:val="fi-FI"/>
         </w:rPr>
         <w:t>menelaah</w:t>
       </w:r>
@@ -1489,7 +1476,6 @@
           <w:rFonts w:ascii="Times New Roman" w:hAnsi="Times New Roman" w:cs="Times New Roman"/>
           <w:color w:val="000000" w:themeColor="text1"/>
           <w:spacing w:val="-3"/>
-          <w:lang w:val="fi-FI"/>
         </w:rPr>
         <w:t xml:space="preserve"> </w:t>
       </w:r>
@@ -1497,7 +1483,6 @@
         <w:rPr>
           <w:rFonts w:ascii="Times New Roman" w:hAnsi="Times New Roman" w:cs="Times New Roman"/>
           <w:color w:val="000000" w:themeColor="text1"/>
-          <w:lang w:val="fi-FI"/>
         </w:rPr>
         <w:t>dan</w:t>
       </w:r>
@@ -1506,7 +1491,6 @@
           <w:rFonts w:ascii="Times New Roman" w:hAnsi="Times New Roman" w:cs="Times New Roman"/>
           <w:color w:val="000000" w:themeColor="text1"/>
           <w:spacing w:val="-5"/>
-          <w:lang w:val="fi-FI"/>
         </w:rPr>
         <w:t xml:space="preserve"> </w:t>
       </w:r>
@@ -1514,7 +1498,6 @@
         <w:rPr>
           <w:rFonts w:ascii="Times New Roman" w:hAnsi="Times New Roman" w:cs="Times New Roman"/>
           <w:color w:val="000000" w:themeColor="text1"/>
-          <w:lang w:val="fi-FI"/>
         </w:rPr>
         <w:t>mengikuti</w:t>
       </w:r>
@@ -1523,7 +1506,6 @@
           <w:rFonts w:ascii="Times New Roman" w:hAnsi="Times New Roman" w:cs="Times New Roman"/>
           <w:color w:val="000000" w:themeColor="text1"/>
           <w:spacing w:val="-5"/>
-          <w:lang w:val="fi-FI"/>
         </w:rPr>
         <w:t xml:space="preserve"> </w:t>
       </w:r>
@@ -1531,7 +1513,6 @@
         <w:rPr>
           <w:rFonts w:ascii="Times New Roman" w:hAnsi="Times New Roman" w:cs="Times New Roman"/>
           <w:color w:val="000000" w:themeColor="text1"/>
-          <w:lang w:val="fi-FI"/>
         </w:rPr>
         <w:t>Sidang</w:t>
       </w:r>
@@ -1540,7 +1521,6 @@
           <w:rFonts w:ascii="Times New Roman" w:hAnsi="Times New Roman" w:cs="Times New Roman"/>
           <w:color w:val="000000" w:themeColor="text1"/>
           <w:spacing w:val="-5"/>
-          <w:lang w:val="fi-FI"/>
         </w:rPr>
         <w:t xml:space="preserve"> </w:t>
       </w:r>
@@ -1548,7 +1528,6 @@
         <w:rPr>
           <w:rFonts w:ascii="Times New Roman" w:hAnsi="Times New Roman" w:cs="Times New Roman"/>
           <w:color w:val="000000" w:themeColor="text1"/>
-          <w:lang w:val="fi-FI"/>
         </w:rPr>
         <w:t>Doktor</w:t>
       </w:r>
@@ -1557,7 +1536,6 @@
           <w:rFonts w:ascii="Times New Roman" w:hAnsi="Times New Roman" w:cs="Times New Roman"/>
           <w:color w:val="000000" w:themeColor="text1"/>
           <w:spacing w:val="40"/>
-          <w:lang w:val="fi-FI"/>
         </w:rPr>
         <w:t xml:space="preserve"> </w:t>
       </w:r>
@@ -1565,7 +1543,6 @@
         <w:rPr>
           <w:rFonts w:ascii="Times New Roman" w:hAnsi="Times New Roman" w:cs="Times New Roman"/>
           <w:color w:val="000000" w:themeColor="text1"/>
-          <w:lang w:val="fi-FI"/>
         </w:rPr>
         <w:t>dari</w:t>
       </w:r>
@@ -1574,7 +1551,6 @@
           <w:rFonts w:ascii="Times New Roman" w:hAnsi="Times New Roman" w:cs="Times New Roman"/>
           <w:color w:val="000000" w:themeColor="text1"/>
           <w:spacing w:val="-5"/>
-          <w:lang w:val="fi-FI"/>
         </w:rPr>
         <w:t xml:space="preserve"> </w:t>
       </w:r>
@@ -1582,7 +1558,6 @@
         <w:rPr>
           <w:rFonts w:ascii="Times New Roman" w:hAnsi="Times New Roman" w:cs="Times New Roman"/>
           <w:color w:val="000000" w:themeColor="text1"/>
-          <w:lang w:val="fi-FI"/>
         </w:rPr>
         <w:t>Kandidat</w:t>
       </w:r>
@@ -1591,7 +1566,6 @@
           <w:rFonts w:ascii="Times New Roman" w:hAnsi="Times New Roman" w:cs="Times New Roman"/>
           <w:color w:val="000000" w:themeColor="text1"/>
           <w:spacing w:val="-5"/>
-          <w:lang w:val="fi-FI"/>
         </w:rPr>
         <w:t xml:space="preserve"> </w:t>
       </w:r>
@@ -1599,7 +1573,6 @@
         <w:rPr>
           <w:rFonts w:ascii="Times New Roman" w:hAnsi="Times New Roman" w:cs="Times New Roman"/>
           <w:color w:val="000000" w:themeColor="text1"/>
-          <w:lang w:val="fi-FI"/>
         </w:rPr>
         <w:t xml:space="preserve">Doktor: </w:t>
       </w:r>
@@ -2276,7 +2249,7 @@
     <w:p>
       <w:pPr>
         <w:pStyle w:val="BodyText"/>
-        <w:ind w:left="-90"/>
+        <w:ind w:left="0"/>
         <w:rPr>
           <w:rFonts w:ascii="Times New Roman" w:hAnsi="Times New Roman" w:cs="Times New Roman"/>
           <w:color w:val="000000" w:themeColor="text1"/>
@@ -2405,95 +2378,80 @@
     </w:p>
     <w:p>
       <w:pPr>
+        <w:rPr>
+          <w:b/>
+          <w:bCs/>
+          <w:color w:val="000000" w:themeColor="text1"/>
+          <w:u w:val="single"/>
+          <w:lang w:val="fi-FI"/>
+        </w:rPr>
+      </w:pPr>
+    </w:p>
+    <w:p>
+      <w:pPr>
         <w:pStyle w:val="BodyText"/>
         <w:ind w:left="5040"/>
         <w:rPr>
           <w:rFonts w:ascii="Times New Roman" w:hAnsi="Times New Roman" w:cs="Times New Roman"/>
           <w:color w:val="000000" w:themeColor="text1"/>
-          <w:sz w:val="26"/>
-          <w:lang w:val="fi-FI"/>
-        </w:rPr>
-      </w:pPr>
+          <w:spacing w:val="-2"/>
+          <w:lang w:val="fi-FI"/>
+        </w:rPr>
+      </w:pPr>
+      <w:r>
+        <w:rPr>
+          <w:rFonts w:ascii="Times New Roman" w:hAnsi="Times New Roman" w:cs="Times New Roman"/>
+          <w:color w:val="000000" w:themeColor="text1"/>
+          <w:lang w:val="fi-FI"/>
+        </w:rPr>
+        <w:t>$</w:t>
+      </w:r>
+      <w:r>
+        <w:rPr>
+          <w:rFonts w:ascii="Times New Roman" w:hAnsi="Times New Roman" w:cs="Times New Roman"/>
+          <w:color w:val="000000" w:themeColor="text1"/>
+          <w:lang w:val="fi-FI"/>
+        </w:rPr>
+        <w:t>Tanda</w:t>
+      </w:r>
+      <w:r>
+        <w:rPr>
+          <w:rFonts w:ascii="Times New Roman" w:hAnsi="Times New Roman" w:cs="Times New Roman"/>
+          <w:color w:val="000000" w:themeColor="text1"/>
+          <w:spacing w:val="-3"/>
+          <w:lang w:val="fi-FI"/>
+        </w:rPr>
+        <w:t xml:space="preserve"> </w:t>
+      </w:r>
+      <w:r>
+        <w:rPr>
+          <w:rFonts w:ascii="Times New Roman" w:hAnsi="Times New Roman" w:cs="Times New Roman"/>
+          <w:color w:val="000000" w:themeColor="text1"/>
+          <w:lang w:val="fi-FI"/>
+        </w:rPr>
+        <w:t>Tangan</w:t>
+      </w:r>
     </w:p>
     <w:p>
       <w:pPr>
         <w:pStyle w:val="BodyText"/>
         <w:ind w:left="5040"/>
         <w:rPr>
-          <w:rFonts w:ascii="Times New Roman" w:hAnsi="Times New Roman" w:cs="Times New Roman"/>
-          <w:color w:val="000000" w:themeColor="text1"/>
-          <w:sz w:val="26"/>
-          <w:lang w:val="fi-FI"/>
-        </w:rPr>
-      </w:pPr>
-    </w:p>
-    <w:p>
-      <w:pPr>
+          <w:color w:val="000000" w:themeColor="text1"/>
+          <w:u w:val="single"/>
+          <w:lang w:val="fi-FI"/>
+        </w:rPr>
+      </w:pPr>
+      <w:r>
         <w:rPr>
           <w:b/>
           <w:bCs/>
           <w:color w:val="000000" w:themeColor="text1"/>
-          <w:u w:val="single"/>
-          <w:lang w:val="fi-FI"/>
-        </w:rPr>
-      </w:pPr>
-    </w:p>
-    <w:p>
-      <w:pPr>
-        <w:pStyle w:val="BodyText"/>
-        <w:ind w:left="5040"/>
-        <w:rPr>
-          <w:rFonts w:ascii="Times New Roman" w:hAnsi="Times New Roman" w:cs="Times New Roman"/>
-          <w:color w:val="000000" w:themeColor="text1"/>
-          <w:spacing w:val="-2"/>
-          <w:lang w:val="fi-FI"/>
-        </w:rPr>
-      </w:pPr>
-      <w:r>
-        <w:rPr>
-          <w:rFonts w:ascii="Times New Roman" w:hAnsi="Times New Roman" w:cs="Times New Roman"/>
-          <w:color w:val="000000" w:themeColor="text1"/>
-          <w:lang w:val="fi-FI"/>
-        </w:rPr>
-        <w:t>Tanda</w:t>
-      </w:r>
-      <w:r>
-        <w:rPr>
-          <w:rFonts w:ascii="Times New Roman" w:hAnsi="Times New Roman" w:cs="Times New Roman"/>
-          <w:color w:val="000000" w:themeColor="text1"/>
-          <w:spacing w:val="-3"/>
-          <w:lang w:val="fi-FI"/>
-        </w:rPr>
-        <w:t xml:space="preserve"> </w:t>
-      </w:r>
-      <w:r>
-        <w:rPr>
-          <w:rFonts w:ascii="Times New Roman" w:hAnsi="Times New Roman" w:cs="Times New Roman"/>
-          <w:color w:val="000000" w:themeColor="text1"/>
-          <w:lang w:val="fi-FI"/>
-        </w:rPr>
-        <w:t>Tangan</w:t>
-      </w:r>
-    </w:p>
-    <w:p>
-      <w:pPr>
-        <w:pStyle w:val="BodyText"/>
-        <w:ind w:left="5040"/>
-        <w:rPr>
-          <w:color w:val="000000" w:themeColor="text1"/>
-          <w:lang w:val="fi-FI"/>
-        </w:rPr>
-      </w:pPr>
-      <w:r>
-        <w:rPr>
-          <w:b/>
-          <w:bCs/>
-          <w:color w:val="000000" w:themeColor="text1"/>
           <w:spacing w:val="-2"/>
           <w:u w:val="single"/>
           <w:lang w:val="fi-FI"/>
         </w:rPr>
-        <w:t>(nama penguji 1)......................</w:t>
+        <w:t>(nama penguji 1)</w:t>
       </w:r>
     </w:p>
     <w:sectPr>
